--- a/일본판/3부/3부_10화_사세.docx
+++ b/일본판/3부/3부_10화_사세.docx
@@ -92,7 +92,7 @@
           <w:color w:val="555555"/>
           <w:sz w:val="22"/>
         </w:rPr>
-        <w:t>(2022年10月3日(月)、午後1時。臨時国会の初日。第二議員会館の小さな会議室。長机に「原発事故被害者救済特別措置を考える超党派議員連盟 第3回会合」の紙。出席の議員は六人、代理の秘書が四人。席の半分が空いている。壁際で、長岡美優がホチキスを持ったまま、遼の横顔を見ている。)</w:t>
+        <w:t>(2022年10月3日(月)、午後1時。臨時国会の初日。第二議員会館の小さな会議室。長机に「原発事故被害者救済特別措置を考える超党派議員連盟 第3回会合」の紙。出席の議員は六人、代理の秘書が四人。席の半分が空いている。壁際で長岡美優がホチキスを持ったまま、遼の横顔を見ている。)</w:t>
       </w:r>
     </w:p>
     <w:p>
@@ -115,7 +115,7 @@
           <w:i w:val="0"/>
           <w:sz w:val="22"/>
         </w:rPr>
-        <w:t>それでは、定刻になりましたので。出席は、議員六名、代理出席四名。……事務局として、まず、要綱案のたたき台を、お配りします。</w:t>
+        <w:t>それでは、定刻になりましたので。出席は議員六名、代理出席四名。……事務局として、まず要綱案のたたき台をお配りします。</w:t>
       </w:r>
     </w:p>
     <w:p>
@@ -148,7 +148,7 @@
           <w:i w:val="0"/>
           <w:sz w:val="22"/>
         </w:rPr>
-        <w:t>真壁さん、「国の責任を前提とした」って、一行目に入ってるが、最高裁が、国の責任はないと言ったばかりでしょう。前提にならんよ。</w:t>
+        <w:t>真壁さん、「国の責任を前提とした」って一行目に入ってるが、最高裁が国の責任はないと言ったばかりでしょう。前提にならんよ。</w:t>
       </w:r>
     </w:p>
     <w:p>
@@ -171,7 +171,7 @@
           <w:i w:val="0"/>
           <w:sz w:val="22"/>
         </w:rPr>
-        <w:t>前提にするのは、司法判断ではなく、立法の政治判断です。裁判で国の責任が認められなかった人の損害を、別の枠組みで、国が引き受ける。そのための「特別措置」です。</w:t>
+        <w:t>前提にするのは司法判断ではなく、立法の政治判断です。裁判で国の責任が認められなかった人の損害を、別の枠組みで国が引き受ける。そのための「特別措置」です。</w:t>
       </w:r>
     </w:p>
     <w:p>
@@ -194,7 +194,7 @@
           <w:i w:val="0"/>
           <w:sz w:val="22"/>
         </w:rPr>
-        <w:t>言いたいことは分かる。分かるがね、うちの会派は、「党の了解待ち」でね。</w:t>
+        <w:t>言いたいことは分かる。分かるがね、うちの会派は「党の了解待ち」でね。</w:t>
       </w:r>
     </w:p>
     <w:p>
@@ -217,7 +217,7 @@
           <w:i w:val="0"/>
           <w:sz w:val="22"/>
         </w:rPr>
-        <w:t>右に同じ。(小声で)うちも、間もなく、お上から連絡が来るはずで。</w:t>
+        <w:t>右に同じ。(小声で)うちも間もなく、お上から連絡が来るはずで。</w:t>
       </w:r>
     </w:p>
     <w:p>
@@ -232,7 +232,7 @@
           <w:color w:val="555555"/>
           <w:sz w:val="22"/>
         </w:rPr>
-        <w:t>(長岡が、小さく息を吐く。真壁は、うなずいて、資料を閉じる。)</w:t>
+        <w:t>(長岡が小さく息を吐く。真壁はうなずいて資料を閉じる。)</w:t>
       </w:r>
     </w:p>
     <w:p>
@@ -255,7 +255,7 @@
           <w:i w:val="0"/>
           <w:sz w:val="22"/>
         </w:rPr>
-        <w:t>皆さんの事情は、承知しました。次回は、十月末。出席が三人に減っても、開きます。三人でも、議事録は残りますから。</w:t>
+        <w:t>皆さんの事情は承知しました。次回は十月末。出席が三人に減っても開きます。三人でも、議事録は残りますから。</w:t>
       </w:r>
     </w:p>
     <w:p>
@@ -316,7 +316,7 @@
           <w:i w:val="0"/>
           <w:sz w:val="22"/>
         </w:rPr>
-        <w:t>先生。十人集まるはずが、六人です。次は、もっと減ります。</w:t>
+        <w:t>先生。十人集まるはずが六人です。次はもっと減ります。</w:t>
       </w:r>
     </w:p>
     <w:p>
@@ -339,7 +339,7 @@
           <w:i w:val="0"/>
           <w:sz w:val="22"/>
         </w:rPr>
-        <w:t>数は、減るでしょうね。</w:t>
+        <w:t>数は減るでしょうね。</w:t>
       </w:r>
     </w:p>
     <w:p>
@@ -385,7 +385,7 @@
           <w:i w:val="0"/>
           <w:sz w:val="22"/>
         </w:rPr>
-        <w:t>開かなければ、「最初から無かった」ことになります。(間)長岡さん、昼は、食べましたか。</w:t>
+        <w:t>開かなければ、「最初から無かった」ことになります。(間)長岡さん、昼は食べましたか。</w:t>
       </w:r>
     </w:p>
     <w:p>
@@ -431,7 +431,7 @@
           <w:i w:val="0"/>
           <w:sz w:val="22"/>
         </w:rPr>
-        <w:t>地下の食堂に、行きましょう。カレーは、安いので。</w:t>
+        <w:t>地下の食堂に行きましょう。カレーは安いので。</w:t>
       </w:r>
     </w:p>
     <w:p>
@@ -446,7 +446,7 @@
           <w:color w:val="555555"/>
           <w:sz w:val="22"/>
         </w:rPr>
-        <w:t>(扉が開き、榊が入ってくる。黒いスーツ。いつもより、少しだけ、歩幅が小さい。)</w:t>
+        <w:t>(扉が開き、榊が入ってくる。黒いスーツ。いつもより少しだけ歩幅が小さい。)</w:t>
       </w:r>
     </w:p>
     <w:p>
@@ -469,7 +469,7 @@
           <w:i w:val="0"/>
           <w:sz w:val="22"/>
         </w:rPr>
-        <w:t>先生。お話が、ございます。お時間を、少し。</w:t>
+        <w:t>先生。お話がございます。お時間を少し。</w:t>
       </w:r>
     </w:p>
     <w:p>
@@ -525,7 +525,7 @@
           <w:i w:val="0"/>
           <w:sz w:val="22"/>
         </w:rPr>
-        <w:t>……では、手短に。功先生が、来週、都内の緩和ケア病棟へ、移られることに、なりました。</w:t>
+        <w:t>……では、手短に。功先生が来週、都内の緩和ケア病棟へ移られることになりました。</w:t>
       </w:r>
     </w:p>
     <w:p>
@@ -540,7 +540,7 @@
           <w:color w:val="555555"/>
           <w:sz w:val="22"/>
         </w:rPr>
-        <w:t>(間。長岡が、手のホチキスを、静かに机に置く。)</w:t>
+        <w:t>(間。長岡が手のホチキスを静かに机に置く。)</w:t>
       </w:r>
     </w:p>
     <w:p>
@@ -586,7 +586,7 @@
           <w:i w:val="0"/>
           <w:sz w:val="22"/>
         </w:rPr>
-        <w:t>十月二十二日、土曜日です。澄子奥様も、付き添われます。先生は、「遼には、言わなくていい」と、おっしゃいました。……ですので、私の判断で、お伝えしています。</w:t>
+        <w:t>十月二十二日、土曜日です。澄子奥様も付き添われます。先生は「遼には言わなくていい」とおっしゃいました。……ですので、私の判断でお伝えしています。</w:t>
       </w:r>
     </w:p>
     <w:p>
@@ -609,7 +609,7 @@
           <w:i w:val="0"/>
           <w:sz w:val="22"/>
         </w:rPr>
-        <w:t>榊さんの判断で、ありがとうございます。</w:t>
+        <w:t>榊さんの判断に感謝します。</w:t>
       </w:r>
     </w:p>
     <w:p>
@@ -647,7 +647,7 @@
           <w:color w:val="555555"/>
           <w:sz w:val="22"/>
         </w:rPr>
-        <w:t>(榊は、深く一礼して、出ていく。扉が閉まる。真壁は、しばらく、窓の外の、議事堂の屋根を見ている。)</w:t>
+        <w:t>(榊は深く一礼して出ていく。扉が閉まる。真壁はしばらく、窓の外の議事堂の屋根を見ている。)</w:t>
       </w:r>
     </w:p>
     <w:p>
@@ -723,7 +723,7 @@
           <w:color w:val="555555"/>
           <w:sz w:val="22"/>
         </w:rPr>
-        <w:t>(10月9日(日)、午前11時。汐見市郊外の災害公営住宅。一階の六畳。窓辺に、酸素濃縮器の低い音。布団の脇に、折りたたみ式の車椅子。遠藤が、背をベッドの背もたれに預けている。顔は細くなったが、眼は、はっきりしている。窓の外に、干し柿を吊るしたベランダ。大城が、台所で急須を温めている。翔太が、玄関で靴を揃える。遼が、茶筒を持って入ってくる。)</w:t>
+        <w:t>(10月9日(日)、午前11時。汐見市郊外の災害公営住宅。一階の六畳。窓辺に酸素濃縮器の低い音。布団の脇に折りたたみ式の車椅子。遠藤が背をベッドの背もたれに預けている。顔は細くなったが、眼ははっきりしている。窓の外に、干し柿を吊るしたベランダ。大城が台所で急須を温めている。翔太が玄関で靴を揃える。遼が茶筒を持って入ってくる。)</w:t>
       </w:r>
     </w:p>
     <w:p>
@@ -802,7 +802,7 @@
           <w:i w:val="0"/>
           <w:sz w:val="22"/>
         </w:rPr>
-        <w:t>六月に比べたら、上々だ。あのときは、あの世の敷居の上に、立ってたからな。</w:t>
+        <w:t>六月に比べたら上々だ。あのときは、あの世の敷居の上に立ってたからな。</w:t>
       </w:r>
     </w:p>
     <w:p>
@@ -825,7 +825,7 @@
           <w:i w:val="0"/>
           <w:sz w:val="22"/>
         </w:rPr>
-        <w:t>立ってた、じゃなくて、半分またいでました。看護師さんが、泣いてましたから。</w:t>
+        <w:t>立ってた、じゃなくて、半分またいでました。看護師さんが泣いてましたから。</w:t>
       </w:r>
     </w:p>
     <w:p>
@@ -848,7 +848,7 @@
           <w:i w:val="0"/>
           <w:sz w:val="22"/>
         </w:rPr>
-        <w:t>泣かせたのは、おらの方だ。……ほれ、柿だ。持ってけ。</w:t>
+        <w:t>泣かせたのはおらの方だ。……ほれ、柿だ。持ってけ。</w:t>
       </w:r>
     </w:p>
     <w:p>
@@ -863,7 +863,7 @@
           <w:color w:val="555555"/>
           <w:sz w:val="22"/>
         </w:rPr>
-        <w:t>(ベランダから下ろした干し柿の串を、遠藤が指さす。翔太が、一本、取ってくる。)</w:t>
+        <w:t>(ベランダから下ろした干し柿の串を、遠藤が指さす。翔太が一本取ってくる。)</w:t>
       </w:r>
     </w:p>
     <w:p>
@@ -886,7 +886,7 @@
           <w:i w:val="0"/>
           <w:sz w:val="22"/>
         </w:rPr>
-        <w:t>爺ちゃんが、六月から毎日、吊るしてんだ。波戸の柿の木の、おれの苗だって言って。</w:t>
+        <w:t>爺ちゃんが六月から毎日吊るしてんだ。波戸の柿の木の、おれの苗だって言って。</w:t>
       </w:r>
     </w:p>
     <w:p>
@@ -909,7 +909,7 @@
           <w:i w:val="0"/>
           <w:sz w:val="22"/>
         </w:rPr>
-        <w:t>苗木は、役場が、移植を許したやつだ。……先生。聞いたぞ。かの人の話。</w:t>
+        <w:t>苗木は、役場が移植を許したやつだ。……先生。聞いたぞ。かの人の話。</w:t>
       </w:r>
     </w:p>
     <w:p>
@@ -932,7 +932,7 @@
           <w:i w:val="0"/>
           <w:sz w:val="22"/>
         </w:rPr>
-        <w:t>……はい。父が、来週、移ります。</w:t>
+        <w:t>……はい。父が来週、移ります。</w:t>
       </w:r>
     </w:p>
     <w:p>
@@ -955,7 +955,7 @@
           <w:i w:val="0"/>
           <w:sz w:val="22"/>
         </w:rPr>
-        <w:t>治る病院じゃ、ねえんだべ。</w:t>
+        <w:t>治る病院じゃねえんだべ。</w:t>
       </w:r>
     </w:p>
     <w:p>
@@ -1011,7 +1011,7 @@
           <w:i w:val="0"/>
           <w:sz w:val="22"/>
         </w:rPr>
-        <w:t>おらは、あの人を、八年と九か月、恨んだ。国の方の人だ。原発を、止めなかった方の人だ。(咳。大城が背をさする)……けどな。人が逝くってのは、恨みと、別の話だ。</w:t>
+        <w:t>おらは、あの人を八年と九か月恨んだ。国の方の人だ。原発を止めなかった方の人だ。(咳。大城が背をさする)……けどな。人が逝くってのは、恨みとは別の話だ。</w:t>
       </w:r>
     </w:p>
     <w:p>
@@ -1057,7 +1057,7 @@
           <w:i w:val="0"/>
           <w:sz w:val="22"/>
         </w:rPr>
-        <w:t>これだけ、言わせろ。……先生。この柿、持ってけ。父ちゃんに。</w:t>
+        <w:t>これだけ言わせろ。……先生。この柿、持ってけ。父ちゃんに。</w:t>
       </w:r>
     </w:p>
     <w:p>
@@ -1103,7 +1103,7 @@
           <w:i w:val="0"/>
           <w:sz w:val="22"/>
         </w:rPr>
-        <w:t>「おれは、あんたに、一個、借りがある」って、言ってけ。六月、最高裁の判決の日、新聞に、あの人の名前で、一行、載った。「判決は、重く受け止める」って。あれが、薄っぺらでも、ゼロとは違った。……ゼロとは、違った。</w:t>
+        <w:t>「おれは、あんたに一個借りがある」って言ってけ。六月、最高裁の判決の日、新聞にあの人の名前で一行載った。「判決は重く受け止める」って。あれが薄っぺらでも、ゼロとは違った。……ゼロとは、違った。</w:t>
       </w:r>
     </w:p>
     <w:p>
@@ -1118,7 +1118,7 @@
           <w:color w:val="555555"/>
           <w:sz w:val="22"/>
         </w:rPr>
-        <w:t>(大城が、急須から、茶を注ぐ。湯呑みを、遠藤にではなく、先に遼に渡す。)</w:t>
+        <w:t>(大城が急須から茶を注ぐ。湯呑みを遠藤にではなく、先に遼に渡す。)</w:t>
       </w:r>
     </w:p>
     <w:p>
@@ -1141,7 +1141,7 @@
           <w:i w:val="0"/>
           <w:sz w:val="22"/>
         </w:rPr>
-        <w:t>今日は、順番、逆です。先生から、先に。</w:t>
+        <w:t>今日は順番が逆です。先生から先に。</w:t>
       </w:r>
     </w:p>
     <w:p>
@@ -1174,7 +1174,7 @@
           <w:i w:val="0"/>
           <w:sz w:val="22"/>
         </w:rPr>
-        <w:t>待った者から、だべ。おらは、もう、十分待った。</w:t>
+        <w:t>待った者から、だべ。おらはもう十分待った。</w:t>
       </w:r>
     </w:p>
     <w:p>
@@ -1189,7 +1189,7 @@
           <w:color w:val="555555"/>
           <w:sz w:val="22"/>
         </w:rPr>
-        <w:t>(遼は、受け取って、一口飲む。湯呑みの湯気が、窓の光に、細く立つ。)</w:t>
+        <w:t>(遼は受け取って一口飲む。湯呑みの湯気が窓の光に細く立つ。)</w:t>
       </w:r>
     </w:p>
     <w:p>
@@ -1235,7 +1235,7 @@
           <w:i w:val="0"/>
           <w:sz w:val="22"/>
         </w:rPr>
-        <w:t>先生。おれ、爺ちゃんのかわりに、行ってもいいか。東京。</w:t>
+        <w:t>先生。おれ、爺ちゃんのかわりに行ってもいいか。東京。</w:t>
       </w:r>
     </w:p>
     <w:p>
@@ -1281,7 +1281,7 @@
           <w:i w:val="0"/>
           <w:sz w:val="22"/>
         </w:rPr>
-        <w:t>休みの日。研修で、東京のディーラーに、行く予定がある。</w:t>
+        <w:t>休みの日。研修で東京のディーラーに行く予定がある。</w:t>
       </w:r>
     </w:p>
     <w:p>
@@ -1304,7 +1304,7 @@
           <w:i w:val="0"/>
           <w:sz w:val="22"/>
         </w:rPr>
-        <w:t>行け。ただし、おじゃまは、するな。</w:t>
+        <w:t>行け。ただし、おじゃまはするな。</w:t>
       </w:r>
     </w:p>
     <w:p>
@@ -1334,7 +1334,7 @@
           <w:color w:val="555555"/>
           <w:sz w:val="22"/>
         </w:rPr>
-        <w:t>(10月22日(土)、午後2時。東京都内、坂の上の緩和ケア病棟「みどりが丘」。個室の窓から、銀杏並木が見える。ベッドを少し起こして、功が座っている。やせて、背広を着ていた頃より、ひと回り小さい。澄子が枕元の椅子。榊が、ドアの外。看護師の野村が、カルテを抱えて入ってくる。)</w:t>
+        <w:t>(10月22日(土)、午後2時。東京都内、坂の上の緩和ケア病棟「みどりが丘」。個室の窓から銀杏並木が見える。ベッドを少し起こして功が座っている。やせて、背広を着ていた頃よりひと回り小さい。澄子が枕元の椅子。榊はドアの外。看護師の野村がカルテを抱えて入ってくる。)</w:t>
       </w:r>
     </w:p>
     <w:p>
@@ -1403,7 +1403,7 @@
           <w:i w:val="0"/>
           <w:sz w:val="22"/>
         </w:rPr>
-        <w:t>ようこそ。(遼に会釈)お食事は、ほとんど、召し上がれませんが、お茶は、まだ、大丈夫ですよ。</w:t>
+        <w:t>ようこそ。(遼に会釈)お食事はほとんど召し上がれませんが、お茶はまだ大丈夫ですよ。</w:t>
       </w:r>
     </w:p>
     <w:p>
@@ -1472,7 +1472,7 @@
           <w:i w:val="0"/>
           <w:sz w:val="22"/>
         </w:rPr>
-        <w:t>来なくて、いいと、言ったはずだが。</w:t>
+        <w:t>来なくていいと言ったはずだが。</w:t>
       </w:r>
     </w:p>
     <w:p>
@@ -1528,7 +1528,7 @@
           <w:i w:val="0"/>
           <w:sz w:val="22"/>
         </w:rPr>
-        <w:t>あの男は、いつも、私の言うことの、半分しか、聞かない。</w:t>
+        <w:t>あの男はいつも、私の言うことの半分しか聞かない。</w:t>
       </w:r>
     </w:p>
     <w:p>
@@ -1561,7 +1561,7 @@
           <w:i w:val="0"/>
           <w:sz w:val="22"/>
         </w:rPr>
-        <w:t>あなた、そういう方を、側に置いたんでしょう。</w:t>
+        <w:t>あなた、そういう方を側に置いたんでしょう。</w:t>
       </w:r>
     </w:p>
     <w:p>
@@ -1576,7 +1576,7 @@
           <w:color w:val="555555"/>
           <w:sz w:val="22"/>
         </w:rPr>
-        <w:t>(遼は、リュックから、事務所の茶筒と、ビニール袋に入れた干し柿を出す。)</w:t>
+        <w:t>(遼はリュックから事務所の茶筒と、ビニール袋に入れた干し柿を出す。)</w:t>
       </w:r>
     </w:p>
     <w:p>
@@ -1599,7 +1599,7 @@
           <w:i w:val="0"/>
           <w:sz w:val="22"/>
         </w:rPr>
-        <w:t>父さん。持ってきました。茶と、柿です。……柿は、遠藤さんから。</w:t>
+        <w:t>父さん。持ってきました。茶と柿です。……柿は遠藤さんから。</w:t>
       </w:r>
     </w:p>
     <w:p>
@@ -1622,7 +1622,7 @@
           <w:i w:val="0"/>
           <w:sz w:val="22"/>
         </w:rPr>
-        <w:t>遠藤、さん。</w:t>
+        <w:t>遠藤さん。</w:t>
       </w:r>
     </w:p>
     <w:p>
@@ -1645,7 +1645,7 @@
           <w:i w:val="0"/>
           <w:sz w:val="22"/>
         </w:rPr>
-        <w:t>原告団長の。八十六歳です。六月に、一度、危篤になって、戻りました。「借りが、一個ある」と、言付かりました。</w:t>
+        <w:t>原告団長の。八十六歳です。六月に一度危篤になって戻りました。「借りが一個ある」と言付かりました。</w:t>
       </w:r>
     </w:p>
     <w:p>
@@ -1683,7 +1683,7 @@
           <w:color w:val="555555"/>
           <w:sz w:val="22"/>
         </w:rPr>
-        <w:t>(間。功は、袋の干し柿を、見つめる。指で、一本、ゆっくりつまむ。)</w:t>
+        <w:t>(間。功は袋の干し柿を見つめる。指で一本ゆっくりつまむ。)</w:t>
       </w:r>
     </w:p>
     <w:p>
@@ -1729,7 +1729,7 @@
           <w:i w:val="0"/>
           <w:sz w:val="22"/>
         </w:rPr>
-        <w:t>苗木を、移植したものだそうです。</w:t>
+        <w:t>苗木を移植したものだそうです。</w:t>
       </w:r>
     </w:p>
     <w:p>
@@ -1752,7 +1752,7 @@
           <w:i w:val="0"/>
           <w:sz w:val="22"/>
         </w:rPr>
-        <w:t>……昔の、波戸の、柿は、渋かった。私の、父の選挙区周りの時、ここぞというところで、どこの家でも、これを出された。</w:t>
+        <w:t>……昔の波戸の柿は渋かった。私の父の選挙区周りの時、ここぞというところで、どこの家でもこれを出された。</w:t>
       </w:r>
     </w:p>
     <w:p>
@@ -1798,7 +1798,7 @@
           <w:i w:val="0"/>
           <w:sz w:val="22"/>
         </w:rPr>
-        <w:t>食べ方を、間違えるな、と言われた。甘いふりをして、渋いのが、本当だと。</w:t>
+        <w:t>食べ方を間違えるなと言われた。甘いふりをして、渋いのが本当だと。</w:t>
       </w:r>
     </w:p>
     <w:p>
@@ -1813,7 +1813,7 @@
           <w:color w:val="555555"/>
           <w:sz w:val="22"/>
         </w:rPr>
-        <w:t>(遼が、湯を、野村に頼んで、小さな急須で、茶を淹れる。香ばしい匂い。功が、目を閉じる。)</w:t>
+        <w:t>(遼が湯を野村に頼んで、小さな急須で茶を淹れる。香ばしい匂い。功が目を閉じる。)</w:t>
       </w:r>
     </w:p>
     <w:p>
@@ -1836,7 +1836,7 @@
           <w:i w:val="0"/>
           <w:sz w:val="22"/>
         </w:rPr>
-        <w:t>……緑茶しか、飲まん男だった。</w:t>
+        <w:t>……緑茶しか飲まん男だった。</w:t>
       </w:r>
     </w:p>
     <w:p>
@@ -1882,7 +1882,7 @@
           <w:i w:val="0"/>
           <w:sz w:val="22"/>
         </w:rPr>
-        <w:t>昨年の、あの日、あの缶を、探したのは、おまえの母さんのせいだ。</w:t>
+        <w:t>昨年のあの日、あの缶を探したのはおまえの母さんのせいだ。</w:t>
       </w:r>
     </w:p>
     <w:p>
@@ -1905,7 +1905,7 @@
           <w:i w:val="0"/>
           <w:sz w:val="22"/>
         </w:rPr>
-        <w:t>私は、何も、言ってませんよ。</w:t>
+        <w:t>私は何も言ってませんよ。</w:t>
       </w:r>
     </w:p>
     <w:p>
@@ -1928,7 +1928,7 @@
           <w:i w:val="0"/>
           <w:sz w:val="22"/>
         </w:rPr>
-        <w:t>おまえが、一晩中、台所で、静かだったから、気になったんだ。</w:t>
+        <w:t>おまえが一晩中、台所で静かだったから、気になったんだ。</w:t>
       </w:r>
     </w:p>
     <w:p>
@@ -1943,7 +1943,7 @@
           <w:color w:val="555555"/>
           <w:sz w:val="22"/>
         </w:rPr>
-        <w:t>(澄子が、袖口で、そっと、目を押さえる。遼は、湯呑みを、功の手に、そっと添える。)</w:t>
+        <w:t>(澄子が袖口でそっと目を押さえる。遼は湯呑みを功の手にそっと添える。)</w:t>
       </w:r>
     </w:p>
     <w:p>
@@ -1966,7 +1966,7 @@
           <w:i w:val="0"/>
           <w:sz w:val="22"/>
         </w:rPr>
-        <w:t>一杯だけ、です。</w:t>
+        <w:t>一杯だけです。</w:t>
       </w:r>
     </w:p>
     <w:p>
@@ -1999,7 +1999,7 @@
           <w:i w:val="0"/>
           <w:sz w:val="22"/>
         </w:rPr>
-        <w:t>……うまい、とは、言わん。</w:t>
+        <w:t>……うまいとは言わん。</w:t>
       </w:r>
     </w:p>
     <w:p>
@@ -2045,7 +2045,7 @@
           <w:i w:val="0"/>
           <w:sz w:val="22"/>
         </w:rPr>
-        <w:t>ただ……、これを、もう一杯、飲みたいと、思った。</w:t>
+        <w:t>ただ……これを、もう一杯飲みたいと思った。</w:t>
       </w:r>
     </w:p>
     <w:p>
@@ -2060,7 +2060,7 @@
           <w:color w:val="555555"/>
           <w:sz w:val="22"/>
         </w:rPr>
-        <w:t>(湯呑みを、サイドテーブルに置く。窓の外で、銀杏が、一枚、落ちる。)</w:t>
+        <w:t>(湯呑みをサイドテーブルに置く。窓の外で銀杏が一枚落ちる。)</w:t>
       </w:r>
     </w:p>
     <w:p>
@@ -2090,7 +2090,7 @@
           <w:color w:val="555555"/>
           <w:sz w:val="22"/>
         </w:rPr>
-        <w:t>(11月19日(土)、午後3時。病室。功は、もうベッドから、ほとんど起き上がれない。机の上に、使い込んだ黒い手帳。澄子は、売店へ。遼が、パイプ椅子に座っている。タブレットが一台、台に立てかけてあり、画面に、汐見の遠藤の顔。横に、大城。)</w:t>
+        <w:t>(11月19日(土)、午後3時。病室。功はもうベッドからほとんど起き上がれない。机の上に使い込んだ黒い手帳。澄子は売店へ。遼がパイプ椅子に座っている。タブレットが一台、台に立てかけてあり、画面に汐見の遠藤の顔。横に大城。)</w:t>
       </w:r>
     </w:p>
     <w:p>
@@ -2146,7 +2146,7 @@
           <w:i w:val="0"/>
           <w:sz w:val="22"/>
         </w:rPr>
-        <w:t>聞こえます。……父さん。遠藤さんと、大城さんが、つないでくれました。</w:t>
+        <w:t>聞こえます。……父さん。遠藤さんと大城さんがつないでくれました。</w:t>
       </w:r>
     </w:p>
     <w:p>
@@ -2179,7 +2179,7 @@
           <w:i w:val="0"/>
           <w:sz w:val="22"/>
         </w:rPr>
-        <w:t>……遠藤、さん、ですか。真壁功です。</w:t>
+        <w:t>……遠藤さん、ですか。真壁功です。</w:t>
       </w:r>
     </w:p>
     <w:p>
@@ -2212,7 +2212,7 @@
           <w:i w:val="0"/>
           <w:sz w:val="22"/>
         </w:rPr>
-        <w:t>ああ。顔、初めて見た。……思ったより、小せえな。</w:t>
+        <w:t>ああ。顔、初めて見た。……思ったより小せえな。</w:t>
       </w:r>
     </w:p>
     <w:p>
@@ -2258,7 +2258,7 @@
           <w:i w:val="0"/>
           <w:sz w:val="22"/>
         </w:rPr>
-        <w:t>おらも、だ。(咳)……いいか、一度だけ言う。おら、あんたを、恨んでた。いまも、半分は、恨んでる。残りの半分は、ほうじ茶で、流した。</w:t>
+        <w:t>おらもだ。(咳)……いいか、一度だけ言う。おら、あんたを恨んでた。いまも半分は恨んでる。残りの半分は、ほうじ茶で流した。</w:t>
       </w:r>
     </w:p>
     <w:p>
@@ -2281,7 +2281,7 @@
           <w:i w:val="0"/>
           <w:sz w:val="22"/>
         </w:rPr>
-        <w:t>……半分は、残ってください。流されては、いけない半分です。</w:t>
+        <w:t>……半分は残ってください。流されてはいけない半分です。</w:t>
       </w:r>
     </w:p>
     <w:p>
@@ -2319,7 +2319,7 @@
           <w:i w:val="0"/>
           <w:sz w:val="22"/>
         </w:rPr>
-        <w:t>先生。かの人に、茶を、出してやれ。</w:t>
+        <w:t>先生。かの人に茶を出してやれ。</w:t>
       </w:r>
     </w:p>
     <w:p>
@@ -2365,7 +2365,7 @@
           <w:i w:val="0"/>
           <w:sz w:val="22"/>
         </w:rPr>
-        <w:t>順番、決まってんだ。待った者から。……だが、今日は、あの人が、先だ。待ってたのは、あの人の方だ。十七年。(間)おらの八年と九か月より、長い。</w:t>
+        <w:t>順番は決まってんだ。待った者から。……だが今日はあの人が先だ。待ってたのは、あの人の方だ。十七年。(間)おらの八年と九か月より長い。</w:t>
       </w:r>
     </w:p>
     <w:p>
@@ -2380,7 +2380,7 @@
           <w:color w:val="555555"/>
           <w:sz w:val="22"/>
         </w:rPr>
-        <w:t>(遼が、湯呑みを両手で持ち、功の口元に、そっと近づける。功が、一口、含む。)</w:t>
+        <w:t>(遼が湯呑みを両手で持ち、功の口元にそっと近づける。功が一口含む。)</w:t>
       </w:r>
     </w:p>
     <w:p>
@@ -2403,7 +2403,7 @@
           <w:i w:val="0"/>
           <w:sz w:val="22"/>
         </w:rPr>
-        <w:t>……遠藤さん。順番を、譲っていただいて、ありがとうございます。</w:t>
+        <w:t>……遠藤さん。順番を譲っていただいて、ありがとうございます。</w:t>
       </w:r>
     </w:p>
     <w:p>
@@ -2426,7 +2426,7 @@
           <w:i w:val="0"/>
           <w:sz w:val="22"/>
         </w:rPr>
-        <w:t>礼は、いらねえ。国の部分は、あんたの仕事だと、先生から聞いた。(間)間に合わなかったな。</w:t>
+        <w:t>礼はいらねえ。国の部分はあんたの仕事だと、先生から聞いた。(間)間に合わなかったな。</w:t>
       </w:r>
     </w:p>
     <w:p>
@@ -2472,7 +2472,7 @@
           <w:i w:val="0"/>
           <w:sz w:val="22"/>
         </w:rPr>
-        <w:t>んだ。間に合わねえことも、ある。だけど、間に合わせようとした人間の名前は、おら、覚えとく。</w:t>
+        <w:t>んだ。間に合わねえこともある。だけど、間に合わせようとした人間の名前は、おら覚えとく。</w:t>
       </w:r>
     </w:p>
     <w:p>
@@ -2487,7 +2487,7 @@
           <w:color w:val="555555"/>
           <w:sz w:val="22"/>
         </w:rPr>
-        <w:t>(画面が、遠藤の咳で、少し揺れる。大城が、「今日は、ここまで」と言って、通信を切る。画面が、暗くなる。)</w:t>
+        <w:t>(画面が遠藤の咳で少し揺れる。大城が「今日はここまで」と言って通信を切る。画面が暗くなる。)</w:t>
       </w:r>
     </w:p>
     <w:p>
@@ -2511,7 +2511,7 @@
           <w:color w:val="555555"/>
           <w:sz w:val="22"/>
         </w:rPr>
-        <w:t>(しばらく黙って、天井を見る)</w:t>
+        <w:t>(しばらく黙って天井を見る)</w:t>
       </w:r>
       <w:r>
         <w:rPr>
@@ -2520,7 +2520,7 @@
           <w:i w:val="0"/>
           <w:sz w:val="22"/>
         </w:rPr>
-        <w:t>……遼。机の、手帳を。</w:t>
+        <w:t>……遼。机の手帳を。</w:t>
       </w:r>
     </w:p>
     <w:p>
@@ -2535,7 +2535,7 @@
           <w:color w:val="555555"/>
           <w:sz w:val="22"/>
         </w:rPr>
-        <w:t>(遼が、黒い手帳を渡す。功は、震える指で、開く。名前と、電話番号が、びっしり。)</w:t>
+        <w:t>(遼が黒い手帳を渡す。功は震える指で開く。名前と電話番号がびっしり。)</w:t>
       </w:r>
     </w:p>
     <w:p>
@@ -2558,7 +2558,7 @@
           <w:i w:val="0"/>
           <w:sz w:val="22"/>
         </w:rPr>
-        <w:t>七人、いる。党の、古株だ。私の、同期と、後輩。……電話は、かけた。「真壁遼の議連に、顔を出せ。一度でいい」と、頼んだ。</w:t>
+        <w:t>七人いる。党の古株だ。私の同期と後輩。……電話はかけた。「真壁遼の議連に顔を出せ。一度でいい」と頼んだ。</w:t>
       </w:r>
     </w:p>
     <w:p>
@@ -2604,7 +2604,7 @@
           <w:i w:val="0"/>
           <w:sz w:val="22"/>
         </w:rPr>
-        <w:t>全員、「功さんの頼みなら」と、言った。それだけだ。入るかどうかは、本人次第だ。……だが、顔を出さない、理由は、一つ、減る。</w:t>
+        <w:t>全員「功さんの頼みなら」と言った。それだけだ。入るかどうかは本人次第だ。……だが、顔を出さない理由は一つ減る。</w:t>
       </w:r>
     </w:p>
     <w:p>
@@ -2627,7 +2627,7 @@
           <w:i w:val="0"/>
           <w:sz w:val="22"/>
         </w:rPr>
-        <w:t>これは、父さんの、権力じゃありませんか。</w:t>
+        <w:t>これは父さんの権力じゃありませんか。</w:t>
       </w:r>
     </w:p>
     <w:p>
@@ -2650,7 +2650,7 @@
           <w:i w:val="0"/>
           <w:sz w:val="22"/>
         </w:rPr>
-        <w:t>そうだ。使い切ったから、もう、残りは、ない。(間)権力というのは、こういうふうに、最後に、使うものだ。自分のためには、使うな。</w:t>
+        <w:t>そうだ。使い切ったから、もう残りはない。(間)権力というのは、こういうふうに最後に使うものだ。自分のためには使うな。</w:t>
       </w:r>
     </w:p>
     <w:p>
@@ -2706,7 +2706,7 @@
           <w:i w:val="0"/>
           <w:sz w:val="22"/>
         </w:rPr>
-        <w:t>遼。「三代目」と、呼ばれて、嫌だろう。</w:t>
+        <w:t>遼。「三代目」と呼ばれて嫌だろう。</w:t>
       </w:r>
     </w:p>
     <w:p>
@@ -2729,7 +2729,7 @@
           <w:i w:val="0"/>
           <w:sz w:val="22"/>
         </w:rPr>
-        <w:t>嫌でした。……今は、少し、違います。</w:t>
+        <w:t>嫌でした。……今は少し違います。</w:t>
       </w:r>
     </w:p>
     <w:p>
@@ -2752,7 +2752,7 @@
           <w:i w:val="0"/>
           <w:sz w:val="22"/>
         </w:rPr>
-        <w:t>どう、違う。</w:t>
+        <w:t>どう違う。</w:t>
       </w:r>
     </w:p>
     <w:p>
@@ -2775,7 +2775,7 @@
           <w:i w:val="0"/>
           <w:sz w:val="22"/>
         </w:rPr>
-        <w:t>初代は、土地を取った。二代目は、道を引いた。三代目は、……何をするのか、まだ、分かりません。ただ、やっと、「誰かの三代目」じゃなくて、「三番目に引き受ける人」に、なれた気がします。</w:t>
+        <w:t>初代は土地を取った。二代目は道を引いた。三代目は、……何をするのか、まだ分かりません。ただ、やっと「誰かの三代目」じゃなくて「三番目に引き受ける人」になれた気がします。</w:t>
       </w:r>
     </w:p>
     <w:p>
@@ -2799,7 +2799,7 @@
           <w:color w:val="555555"/>
           <w:sz w:val="22"/>
         </w:rPr>
-        <w:t>(かすかに、笑う)</w:t>
+        <w:t>(かすかに笑う)</w:t>
       </w:r>
       <w:r>
         <w:rPr>
@@ -2808,7 +2808,7 @@
           <w:i w:val="0"/>
           <w:sz w:val="22"/>
         </w:rPr>
-        <w:t>……いい。それなら、いい。</w:t>
+        <w:t>……いい。それならいい。</w:t>
       </w:r>
     </w:p>
     <w:p>
@@ -2861,7 +2861,7 @@
           <w:i w:val="0"/>
           <w:sz w:val="22"/>
         </w:rPr>
-        <w:t>それでは、定刻になりましたので、第五回会合を始めます。……本日は、十九名の議員の皆さまにお集まりいただきました。心より、感謝します。</w:t>
+        <w:t>それでは、定刻になりましたので、第五回会合を始めます。……本日は十九名の議員の皆さまにお集まりいただきました。心より感謝します。</w:t>
       </w:r>
     </w:p>
     <w:p>
@@ -2894,7 +2894,7 @@
           <w:i w:val="0"/>
           <w:sz w:val="22"/>
         </w:rPr>
-        <w:t>真壁君。私は、功君に、三十年、世話になった。……顔だけは、出さんと、思ってね。</w:t>
+        <w:t>真壁君。私は功君に三十年世話になった。……顔だけは出さんと思ってね。</w:t>
       </w:r>
     </w:p>
     <w:p>
@@ -2940,7 +2940,7 @@
           <w:i w:val="0"/>
           <w:sz w:val="22"/>
         </w:rPr>
-        <w:t>ありがとうございます。(間)本日の議題は、二つです。一つ。要綱案の、第一項「国の責任」の表現。二つ。基金の財源。</w:t>
+        <w:t>ありがとうございます。(間)本日の議題は二つです。一つ。要綱案の第一項「国の責任」の表現。二つ。基金の財源。</w:t>
       </w:r>
     </w:p>
     <w:p>
@@ -2963,7 +2963,7 @@
           <w:i w:val="0"/>
           <w:sz w:val="22"/>
         </w:rPr>
-        <w:t>財源は、どうする気だね。国債か。電気料金の上乗せか。</w:t>
+        <w:t>財源はどうする気だね。国債か。電気料金の上乗せか。</w:t>
       </w:r>
     </w:p>
     <w:p>
@@ -3009,7 +3009,7 @@
           <w:i w:val="0"/>
           <w:sz w:val="22"/>
         </w:rPr>
-        <w:t>はい。資料三ページ。A案、事業者（電力会社）の負担金の積み増し。B案、国の一般会計からの拠出。C案、両者の併用です。それぞれの、利点と、課題を、並べています。</w:t>
+        <w:t>はい。資料三ページ。A案、事業者（電力会社）の負担金の積み増し。B案、国の一般会計からの拠出。C案、両者の併用です。それぞれの利点と課題を並べています。</w:t>
       </w:r>
     </w:p>
     <w:p>
@@ -3055,7 +3055,7 @@
           <w:i w:val="0"/>
           <w:sz w:val="22"/>
         </w:rPr>
-        <w:t>ありがとうございます。(声がわずかに震える)先生の指示で、前提を、減らしました。</w:t>
+        <w:t>ありがとうございます。(声がわずかに震える)先生の指示で、前提を減らしました。</w:t>
       </w:r>
     </w:p>
     <w:p>
@@ -3070,7 +3070,7 @@
           <w:color w:val="555555"/>
           <w:sz w:val="22"/>
         </w:rPr>
-        <w:t>(入口の扉が開く。紺のスーツの男が、秘書を一人連れて、立っている。国民協和党幹事長、工藤。会議室が、静まる。)</w:t>
+        <w:t>(入口の扉が開く。紺のスーツの男が秘書を一人連れて立っている。国民協和党幹事長、工藤。会議室が静まる。)</w:t>
       </w:r>
     </w:p>
     <w:p>
@@ -3093,7 +3093,7 @@
           <w:i w:val="0"/>
           <w:sz w:val="22"/>
         </w:rPr>
-        <w:t>……遅れて、失礼。傍聴席で、結構。</w:t>
+        <w:t>……遅れて失礼。傍聴席で結構。</w:t>
       </w:r>
     </w:p>
     <w:p>
@@ -3116,7 +3116,7 @@
           <w:i w:val="0"/>
           <w:sz w:val="22"/>
         </w:rPr>
-        <w:t>工藤幹事長。どうぞ、前の席に。</w:t>
+        <w:t>工藤幹事長。どうぞ前の席に。</w:t>
       </w:r>
     </w:p>
     <w:p>
@@ -3139,7 +3139,7 @@
           <w:i w:val="0"/>
           <w:sz w:val="22"/>
         </w:rPr>
-        <w:t>いや。傍聴席で、いい。(席に着きながら、真壁にだけ聞こえる声で)……君の父上に、頼まれた。「一度、見に行け」とな。</w:t>
+        <w:t>いや。傍聴席でいい。(席に着きながら、真壁にだけ聞こえる声で)……君の父上に頼まれた。「一度見に行け」とな。</w:t>
       </w:r>
     </w:p>
     <w:p>
@@ -3185,7 +3185,7 @@
           <w:i w:val="0"/>
           <w:sz w:val="22"/>
         </w:rPr>
-        <w:t>見に来た。それだけだ。(間)私は、法案には賛成も、反対もしない。ただ、「この会は、無かったことにはならん」と、党には、言う。</w:t>
+        <w:t>見に来た。それだけだ。(間)私は法案には賛成も反対もしない。ただ、「この会は無かったことにはならん」と党には言う。</w:t>
       </w:r>
     </w:p>
     <w:p>
@@ -3231,7 +3231,7 @@
           <w:i w:val="0"/>
           <w:sz w:val="22"/>
         </w:rPr>
-        <w:t>十分では、あるまい。(間)君の父上は、私より二期、先輩だった。一度も、私に、頭を、下げなかった男が、頭を下げた。……それを、無駄にはしない。それだけだ。</w:t>
+        <w:t>十分ではあるまい。(間)君の父上は私より二期先輩だった。一度も私に頭を下げなかった男が、頭を下げた。……それを無駄にはしない。それだけだ。</w:t>
       </w:r>
     </w:p>
     <w:p>
@@ -3246,7 +3246,7 @@
           <w:color w:val="555555"/>
           <w:sz w:val="22"/>
         </w:rPr>
-        <w:t>(議場に、小さなざわめき。榊が、入口で、目を伏せたまま、名簿に、二十人目の欄を、書き足す。)</w:t>
+        <w:t>(議場に小さなざわめき。榊が入口で目を伏せたまま、名簿の二十人目の欄に書き足す。)</w:t>
       </w:r>
     </w:p>
     <w:p>
@@ -3292,7 +3292,7 @@
           <w:i w:val="0"/>
           <w:sz w:val="22"/>
         </w:rPr>
-        <w:t>「責任」という言葉は、強すぎる。「社会的責務」では、どうか。</w:t>
+        <w:t>「責任」という言葉は強すぎる。「社会的責務」ではどうか。</w:t>
       </w:r>
     </w:p>
     <w:p>
@@ -3315,7 +3315,7 @@
           <w:i w:val="0"/>
           <w:sz w:val="22"/>
         </w:rPr>
-        <w:t>弱すぎる。それは、ただの、お気持ちだ。</w:t>
+        <w:t>弱すぎる。それはただのお気持ちだ。</w:t>
       </w:r>
     </w:p>
     <w:p>
@@ -3338,7 +3338,7 @@
           <w:i w:val="0"/>
           <w:sz w:val="22"/>
         </w:rPr>
-        <w:t>「国が、前面に立って」……はどうだ。</w:t>
+        <w:t>「国が前面に立って」……はどうだ。</w:t>
       </w:r>
     </w:p>
     <w:p>
@@ -3371,7 +3371,7 @@
           <w:i w:val="0"/>
           <w:sz w:val="22"/>
         </w:rPr>
-        <w:t>「前面に立って」。……裁判所が、言えなかった言葉を、国会が、言う。文面は、何度でも、直します。ただ、「立つ」という動詞は、残したいと、思います。</w:t>
+        <w:t>「前面に立って」。……裁判所が言えなかった言葉を国会が言う。文面は何度でも直します。ただ、「立つ」という動詞は残したいと思います。</w:t>
       </w:r>
     </w:p>
     <w:p>
@@ -3386,7 +3386,7 @@
           <w:color w:val="555555"/>
           <w:sz w:val="22"/>
         </w:rPr>
-        <w:t>(議員たちが、頷く。資料のページをめくる音が、会議室に広がる。窓の外に、冬の薄日。)</w:t>
+        <w:t>(議員たちが頷く。資料のページをめくる音が会議室に広がる。窓の外に冬の薄日。)</w:t>
       </w:r>
     </w:p>
     <w:p>
@@ -3416,7 +3416,7 @@
           <w:color w:val="555555"/>
           <w:sz w:val="22"/>
         </w:rPr>
-        <w:t>(12月8日(木)、午後11時。病室。功の呼吸が浅い。モニターの点滅だけが、部屋の明かり。澄子が、功の手を両手で包んでいる。榊は、廊下の長椅子。遼が、会議のあと駆けつけたままの姿で、コートも脱がず、立っている。野村が、そっと入ってくる。)</w:t>
+        <w:t>(12月8日(木)、午後11時。病室。功の呼吸が浅い。モニターの点滅だけが部屋の明かり。澄子が功の手を両手で包んでいる。榊は廊下の長椅子。遼が会議のあと駆けつけたままの姿で、コートも脱がず立っている。野村がそっと入ってくる。)</w:t>
       </w:r>
     </w:p>
     <w:p>
@@ -3439,7 +3439,7 @@
           <w:i w:val="0"/>
           <w:sz w:val="22"/>
         </w:rPr>
-        <w:t>先生。脈が、少し、弱くなっています。……お話は、まだ、できると思います。声をかけて、あげてください。</w:t>
+        <w:t>先生。脈が少し弱くなっています。……お話はまだできると思います。声をかけてあげてください。</w:t>
       </w:r>
     </w:p>
     <w:p>
@@ -3454,7 +3454,7 @@
           <w:color w:val="555555"/>
           <w:sz w:val="22"/>
         </w:rPr>
-        <w:t>(遼は、椅子に座り、父の顔を見る。功の目が、薄く、開く。)</w:t>
+        <w:t>(遼は椅子に座り、父の顔を見る。功の目が薄く開く。)</w:t>
       </w:r>
     </w:p>
     <w:p>
@@ -3546,7 +3546,7 @@
           <w:i w:val="0"/>
           <w:sz w:val="22"/>
         </w:rPr>
-        <w:t>十九人が、二十三人に、なりました。来週、要綱を、仮決定します。</w:t>
+        <w:t>十九人が二十三人になりました。来週、要綱を仮決定します。</w:t>
       </w:r>
     </w:p>
     <w:p>
@@ -3569,7 +3569,7 @@
           <w:i w:val="0"/>
           <w:sz w:val="22"/>
         </w:rPr>
-        <w:t>……そうか。(間。喉が、小さく鳴る)……水。</w:t>
+        <w:t>……そうか。(間。喉が小さく鳴る)……水。</w:t>
       </w:r>
     </w:p>
     <w:p>
@@ -3584,7 +3584,7 @@
           <w:color w:val="555555"/>
           <w:sz w:val="22"/>
         </w:rPr>
-        <w:t>(澄子が、スポンジで、唇を湿らせる。遼は、サイドテーブルの茶筒を見る。蓋を、静かに開け、湯呑みに、ほんの少し、冷めた茶を注ぐ。唇に、数滴、含ませる。)</w:t>
+        <w:t>(澄子がスポンジで唇を湿らせる。遼はサイドテーブルの茶筒を見る。蓋を静かに開け、湯呑みにほんの少し、冷めた茶を注ぐ。唇に数滴含ませる。)</w:t>
       </w:r>
     </w:p>
     <w:p>
@@ -3607,7 +3607,7 @@
           <w:i w:val="0"/>
           <w:sz w:val="22"/>
         </w:rPr>
-        <w:t>……うまい、とは、言わんと、言ったな。</w:t>
+        <w:t>……うまいとは言わんと言ったな。</w:t>
       </w:r>
     </w:p>
     <w:p>
@@ -3653,7 +3653,7 @@
           <w:i w:val="0"/>
           <w:sz w:val="22"/>
         </w:rPr>
-        <w:t>撤回、する。……うまい。</w:t>
+        <w:t>撤回する。……うまい。</w:t>
       </w:r>
     </w:p>
     <w:p>
@@ -3668,7 +3668,7 @@
           <w:color w:val="555555"/>
           <w:sz w:val="22"/>
         </w:rPr>
-        <w:t>(澄子が、顔を伏せる。肩が、小さく揺れる。)</w:t>
+        <w:t>(澄子が顔を伏せる。肩が小さく揺れる。)</w:t>
       </w:r>
     </w:p>
     <w:p>
@@ -3760,7 +3760,7 @@
           <w:i w:val="0"/>
           <w:sz w:val="22"/>
         </w:rPr>
-        <w:t>……謝らなくて、いいんです。いつも、遅いんだから。</w:t>
+        <w:t>……謝らなくていいんです。いつも遅いんだから。</w:t>
       </w:r>
     </w:p>
     <w:p>
@@ -3784,7 +3784,7 @@
           <w:color w:val="555555"/>
           <w:sz w:val="22"/>
         </w:rPr>
-        <w:t>(わずかに、笑う)</w:t>
+        <w:t>(わずかに笑う)</w:t>
       </w:r>
       <w:r>
         <w:rPr>
@@ -3793,7 +3793,7 @@
           <w:i w:val="0"/>
           <w:sz w:val="22"/>
         </w:rPr>
-        <w:t>……遅いのは、治らん。(間)遼。</w:t>
+        <w:t>……遅いのは治らん。(間)遼。</w:t>
       </w:r>
     </w:p>
     <w:p>
@@ -3839,7 +3839,7 @@
           <w:i w:val="0"/>
           <w:sz w:val="22"/>
         </w:rPr>
-        <w:t>私の、父は、……おまえの、爺さんは、死ぬとき、これを、言った。</w:t>
+        <w:t>私の父は、……おまえの爺さんは、死ぬときこれを言った。</w:t>
       </w:r>
     </w:p>
     <w:p>
@@ -3854,7 +3854,7 @@
           <w:color w:val="555555"/>
           <w:sz w:val="22"/>
         </w:rPr>
-        <w:t>(功が、目を閉じる。唇が、かすかに、動く。声は、細い。)</w:t>
+        <w:t>(功が目を閉じる。唇がかすかに動く。声は細い。)</w:t>
       </w:r>
     </w:p>
     <w:p>
@@ -3892,7 +3892,7 @@
           <w:color w:val="555555"/>
           <w:sz w:val="22"/>
         </w:rPr>
-        <w:t>(息が、続かない。間。遼が、顔を近づけ、続きを、そっと、口にする。)</w:t>
+        <w:t>(息が続かない。間。遼が顔を近づけ、続きをそっと口にする。)</w:t>
       </w:r>
     </w:p>
     <w:p>
@@ -3938,7 +3938,7 @@
           <w:i w:val="0"/>
           <w:sz w:val="22"/>
         </w:rPr>
-        <w:t>……そう、だ。(間)……在原業平だ。「伊勢物語」の、最後の歌だ。爺さんは、書物は、読まんかったが、これだけは、暗唱した。</w:t>
+        <w:t>……そうだ。(間)……在原業平だ。「伊勢物語」の最後の歌だ。爺さんは書物は読まんかったが、これだけは暗唱した。</w:t>
       </w:r>
     </w:p>
     <w:p>
@@ -3984,7 +3984,7 @@
           <w:i w:val="0"/>
           <w:sz w:val="22"/>
         </w:rPr>
-        <w:t>死ぬと、知っていたのに、昨日今日とは、思わなかった。……私も、そうだ。もう少し、あと、少し、と。</w:t>
+        <w:t>死ぬと知っていたのに、昨日今日とは思わなかった。……私もそうだ。もう少し、あと少しと。</w:t>
       </w:r>
     </w:p>
     <w:p>
@@ -4030,7 +4030,7 @@
           <w:i w:val="0"/>
           <w:sz w:val="22"/>
         </w:rPr>
-        <w:t>辞世の句は、詠めん。……代わりに、これを、借りる。</w:t>
+        <w:t>辞世の句は詠めん。……代わりに、これを借りる。</w:t>
       </w:r>
     </w:p>
     <w:p>
@@ -4045,7 +4045,7 @@
           <w:color w:val="555555"/>
           <w:sz w:val="22"/>
         </w:rPr>
-        <w:t>(沈黙。モニターの電子音。澄子が、功の手を、強く握る。)</w:t>
+        <w:t>(沈黙。モニターの電子音。澄子が功の手を強く握る。)</w:t>
       </w:r>
     </w:p>
     <w:p>
@@ -4068,7 +4068,7 @@
           <w:i w:val="0"/>
           <w:sz w:val="22"/>
         </w:rPr>
-        <w:t>遼。一杯、だけ、だぞ。</w:t>
+        <w:t>遼。一杯だけだぞ。</w:t>
       </w:r>
     </w:p>
     <w:p>
@@ -4106,7 +4106,7 @@
           <w:color w:val="555555"/>
           <w:sz w:val="22"/>
         </w:rPr>
-        <w:t>(遼は、湯呑みを、功の唇に、触れさせる。功は、飲まない。ただ、湯気の香りを、深く吸い込み、目を閉じる。)</w:t>
+        <w:t>(遼は湯呑みを功の唇に触れさせる。功は飲まない。ただ、湯気の香りを深く吸い込み、目を閉じる。)</w:t>
       </w:r>
     </w:p>
     <w:p>
@@ -4144,7 +4144,7 @@
           <w:color w:val="555555"/>
           <w:sz w:val="22"/>
         </w:rPr>
-        <w:t>(午前三時。モニターの数値が、少しずつ、下がる。野村が、そっと遼の肩に触れる。澄子は、功の額に、自分の額を、寄せている。)</w:t>
+        <w:t>(午前三時。モニターの数値が少しずつ下がる。野村がそっと遼の肩に触れる。澄子は功の額に自分の額を寄せている。)</w:t>
       </w:r>
     </w:p>
     <w:p>
@@ -4159,7 +4159,7 @@
           <w:color w:val="555555"/>
           <w:sz w:val="22"/>
         </w:rPr>
-        <w:t>(午前四時十二分。長い、平らな電子音。野村が、時計を確かめ、静かに、頭を下げる。)</w:t>
+        <w:t>(午前四時十二分。長い平らな電子音。野村が時計を確かめ、静かに頭を下げる。)</w:t>
       </w:r>
     </w:p>
     <w:p>
@@ -4182,7 +4182,7 @@
           <w:i w:val="0"/>
           <w:sz w:val="22"/>
         </w:rPr>
-        <w:t>……四時、十二分です。</w:t>
+        <w:t>……四時十二分です。</w:t>
       </w:r>
     </w:p>
     <w:p>
@@ -4197,7 +4197,7 @@
           <w:color w:val="555555"/>
           <w:sz w:val="22"/>
         </w:rPr>
-        <w:t>(遼は、湯呑みを、功の枕元に、置く。残った茶に、薄く、天井の灯が、映る。廊下から、榊が、ドアを、そっと、開ける。)</w:t>
+        <w:t>(遼は湯呑みを功の枕元に置く。残った茶に薄く天井の灯が映る。廊下から榊がドアをそっと開ける。)</w:t>
       </w:r>
     </w:p>
     <w:p>
@@ -4227,7 +4227,7 @@
           <w:color w:val="555555"/>
           <w:sz w:val="22"/>
         </w:rPr>
-        <w:t>(12月10日(土)、午後8時。世田谷の真壁邸の書斎。壁一面の書棚。机の上に、功の万年筆と、祖父の写真。通夜は、明日。澄子は、二階で、横になっている。榊が、長机で、葬儀の日程表を広げている。遼が、湯を持って、入ってくる。)</w:t>
+        <w:t>(12月10日(土)、午後8時。世田谷の真壁邸の書斎。壁一面の書棚。机の上に功の万年筆と祖父の写真。通夜は明日。澄子は二階で横になっている。榊が長机で葬儀の日程表を広げている。遼が湯を持って入ってくる。)</w:t>
       </w:r>
     </w:p>
     <w:p>
@@ -4273,7 +4273,7 @@
           <w:i w:val="0"/>
           <w:sz w:val="22"/>
         </w:rPr>
-        <w:t>ありがとうございます。……先生。ご足労を、おかけして。</w:t>
+        <w:t>ありがとうございます。……先生。ご足労をおかけして。</w:t>
       </w:r>
     </w:p>
     <w:p>
@@ -4319,7 +4319,7 @@
           <w:i w:val="0"/>
           <w:sz w:val="22"/>
         </w:rPr>
-        <w:t>十一日、ご自宅で、納棺。十二日、火葬。十四日、水曜、汐見の大願寺で、後援会・党の合同葬。ご納骨は、……(言葉が、止まる)……ご希望の通り、海潮寺の、真壁家の墓に。</w:t>
+        <w:t>十一日、ご自宅で納棺。十二日、火葬。十四日、水曜、汐見の大願寺で後援会・党の合同葬。ご納骨は、……(言葉が止まる)……ご希望の通り、海潮寺の真壁家の墓に。</w:t>
       </w:r>
     </w:p>
     <w:p>
@@ -4365,7 +4365,7 @@
           <w:i w:val="0"/>
           <w:sz w:val="22"/>
         </w:rPr>
-        <w:t>先代の、お墓の、隣です。(紙の端を、指で、押さえる。指が、震えている)……弔辞の、依頼状は、……もう、全部、出しました。党からは、……</w:t>
+        <w:t>先代のお墓の隣です。(紙の端を指で押さえる。指が震えている)……弔辞の依頼状は、……もう全部出しました。党からは、……</w:t>
       </w:r>
     </w:p>
     <w:p>
@@ -4449,7 +4449,7 @@
           <w:color w:val="555555"/>
           <w:sz w:val="22"/>
         </w:rPr>
-        <w:t>(榊は、座る。日程表の、上に、手を置く。表情は、変わらない。ただ、しばらく、何も言わない。)</w:t>
+        <w:t>(榊は座る。日程表の上に手を置く。表情は変わらない。ただ、しばらく何も言わない。)</w:t>
       </w:r>
     </w:p>
     <w:p>
@@ -4518,7 +4518,7 @@
           <w:i w:val="0"/>
           <w:sz w:val="22"/>
         </w:rPr>
-        <w:t>私が、秘書になったのは、二十三歳の時です。最初の日、先生に、言われました。「君の、いちばんの仕事は、私の、悪口を、外で、言わないことだ」。……それから、三十一年、悪口は、一度も、言いませんでした。</w:t>
+        <w:t>私が秘書になったのは二十三歳の時です。最初の日、先生に言われました。「君のいちばんの仕事は、私の悪口を外で言わないことだ」。……それから三十一年、悪口は一度も言いませんでした。</w:t>
       </w:r>
     </w:p>
     <w:p>
@@ -4575,7 +4575,7 @@
           <w:color w:val="555555"/>
           <w:sz w:val="22"/>
         </w:rPr>
-        <w:t>(眼鏡を、外す。机に、置く。しばらく、手のひらで、目を、覆う)</w:t>
+        <w:t>(眼鏡を外して机に置く。しばらく手のひらで目を覆う)</w:t>
       </w:r>
       <w:r>
         <w:rPr>
@@ -4584,7 +4584,7 @@
           <w:i w:val="0"/>
           <w:sz w:val="22"/>
         </w:rPr>
-        <w:t>……失礼、いたしました。</w:t>
+        <w:t>……失礼いたしました。</w:t>
       </w:r>
     </w:p>
     <w:p>
@@ -4630,7 +4630,7 @@
           <w:i w:val="0"/>
           <w:sz w:val="22"/>
         </w:rPr>
-        <w:t>私は、……先生が、遼さんに、会いたいと、おっしゃったとき、嬉しかった。同時に、……怖かった。二人が、会ってしまえば、先生は、安心して、……逝ってしまわれるのでは、ないかと。</w:t>
+        <w:t>私は、……先生が遼さんに会いたいとおっしゃったとき、嬉しかった。同時に、……怖かった。二人が会ってしまえば、先生は安心して、……逝ってしまわれるのではないかと。</w:t>
       </w:r>
     </w:p>
     <w:p>
@@ -4676,7 +4676,7 @@
           <w:i w:val="0"/>
           <w:sz w:val="22"/>
         </w:rPr>
-        <w:t>勝手な、思いです。忘れてください。</w:t>
+        <w:t>勝手な思いです。忘れてください。</w:t>
       </w:r>
     </w:p>
     <w:p>
@@ -4699,7 +4699,7 @@
           <w:i w:val="0"/>
           <w:sz w:val="22"/>
         </w:rPr>
-        <w:t>忘れません。(間)榊さん、父さんの、手帳に、榊さんの名前は、ありませんでした。</w:t>
+        <w:t>忘れません。(間)榊さん、父さんの手帳に、榊さんの名前はありませんでした。</w:t>
       </w:r>
     </w:p>
     <w:p>
@@ -4791,7 +4791,7 @@
           <w:i w:val="0"/>
           <w:sz w:val="22"/>
         </w:rPr>
-        <w:t>手帳は、父さんの。念押しは、榊さん。……あの議連の、二十三人は、二人でつくった数字です。</w:t>
+        <w:t>手帳は父さんの。念押しは榊さん。……あの議連の二十三人は、二人でつくった数字です。</w:t>
       </w:r>
     </w:p>
     <w:p>
@@ -4806,7 +4806,7 @@
           <w:color w:val="555555"/>
           <w:sz w:val="22"/>
         </w:rPr>
-        <w:t>(榊が、顔を上げる。目が、赤い。)</w:t>
+        <w:t>(榊が顔を上げる。目が赤い。)</w:t>
       </w:r>
     </w:p>
     <w:p>
@@ -4867,7 +4867,7 @@
           <w:color w:val="555555"/>
           <w:sz w:val="22"/>
         </w:rPr>
-        <w:t>(榊が、少しだけ、笑う。それから、日程表の端を、揃えて、立ち上がる。)</w:t>
+        <w:t>(榊が少しだけ笑う。それから日程表の端を揃えて立ち上がる。)</w:t>
       </w:r>
     </w:p>
     <w:p>
@@ -4890,7 +4890,7 @@
           <w:i w:val="0"/>
           <w:sz w:val="22"/>
         </w:rPr>
-        <w:t>……お茶を、いただきます。</w:t>
+        <w:t>……お茶をいただきます。</w:t>
       </w:r>
     </w:p>
     <w:p>
@@ -4928,7 +4928,7 @@
           <w:color w:val="555555"/>
           <w:sz w:val="22"/>
         </w:rPr>
-        <w:t>(榊は、湯呑みを、両手で、持つ。一口。しばらく、湯気に、顔を、当てている。)</w:t>
+        <w:t>(榊は湯呑みを両手で持つ。一口。しばらく湯気に顔を当てている。)</w:t>
       </w:r>
     </w:p>
     <w:p>
@@ -4951,7 +4951,7 @@
           <w:i w:val="0"/>
           <w:sz w:val="22"/>
         </w:rPr>
-        <w:t>……うまい、ですね。</w:t>
+        <w:t>……うまいですね。</w:t>
       </w:r>
     </w:p>
     <w:p>
@@ -5037,7 +5037,7 @@
           <w:color w:val="555555"/>
           <w:sz w:val="22"/>
         </w:rPr>
-        <w:t>(12月14日(水)、午前11時。汐見市の大寺院、大願寺。曇り空。境内に、後援会の腕章の男たち。党の花輪が並ぶ。本堂の祭壇に、功の遺影。背広の、七十代の写真。澄子が、喪主席。遼は、その隣に座る。葬儀委員長は、党の長老。大沼が、受付の長机で、芳名帳を、整理している。)</w:t>
+        <w:t>(12月14日(水)、午前11時。汐見市の大寺院、大願寺。曇り空。境内に後援会の腕章の男たち。党の花輪が並ぶ。本堂の祭壇に功の遺影。背広の七十代の写真。澄子が喪主席。遼はその隣に座る。葬儀委員長は党の長老。大沼が受付の長机で芳名帳を整理している。)</w:t>
       </w:r>
     </w:p>
     <w:p>
@@ -5052,7 +5052,7 @@
           <w:color w:val="555555"/>
           <w:sz w:val="22"/>
         </w:rPr>
-        <w:t>(焼香の列。大沼が、遼のそばに、寄る。)</w:t>
+        <w:t>(焼香の列。大沼が遼のそばに寄る。)</w:t>
       </w:r>
     </w:p>
     <w:p>
@@ -5075,7 +5075,7 @@
           <w:i w:val="0"/>
           <w:sz w:val="22"/>
         </w:rPr>
-        <w:t>真壁先生。……ご無沙汰を、しておりました。</w:t>
+        <w:t>真壁先生。……ご無沙汰をしておりました。</w:t>
       </w:r>
     </w:p>
     <w:p>
@@ -5121,7 +5121,7 @@
           <w:i w:val="0"/>
           <w:sz w:val="22"/>
         </w:rPr>
-        <w:t>先生。私は、後援会の支部長を、昨年、降りました。それでも、今日は、受付だけでも、と思いまして。</w:t>
+        <w:t>先生。私は後援会の支部長を昨年降りました。それでも今日は受付だけでもと思いまして。</w:t>
       </w:r>
     </w:p>
     <w:p>
@@ -5144,7 +5144,7 @@
           <w:i w:val="0"/>
           <w:sz w:val="22"/>
         </w:rPr>
-        <w:t>ありがとうございます。(間)大沼さんに、お聞きしたかった。父さんは、後援会の人に、どんな人でしたか。</w:t>
+        <w:t>ありがとうございます。(間)大沼さんにお聞きしたかった。父さんは後援会の方々にとって、どんな人でしたか。</w:t>
       </w:r>
     </w:p>
     <w:p>
@@ -5167,7 +5167,7 @@
           <w:i w:val="0"/>
           <w:sz w:val="22"/>
         </w:rPr>
-        <w:t>……(間)正直に、申します。冷たい人でした。人の、顔と名前は、一度で、覚えるのに、一度も、「ありがとう」を、言わなかった。……ただ、私の娘の、結婚式には、頼んでもいないのに、一升瓶を、持って来た。受付に、置いて、式は、見ずに、帰った。</w:t>
+        <w:t>……(間)正直に申します。冷たい人でした。人の顔と名前は一度で覚えるのに、一度も「ありがとう」を言わなかった。……ただ、私の娘の結婚式には、頼んでもいないのに一升瓶を持って来た。受付に置いて、式は見ずに帰った。</w:t>
       </w:r>
     </w:p>
     <w:p>
@@ -5213,7 +5213,7 @@
           <w:i w:val="0"/>
           <w:sz w:val="22"/>
         </w:rPr>
-        <w:t>私は、あの人を、八期、支えました。……息子さんの、あなたを、最初は、「別の人」だと、思っていた。いまは、「同じ人の、別の道」だと、思っています。</w:t>
+        <w:t>私はあの人を八期支えました。……息子さんのあなたを、最初は「別の人」だと思っていた。いまは「同じ人の別の道」だと思っています。</w:t>
       </w:r>
     </w:p>
     <w:p>
@@ -5228,7 +5228,7 @@
           <w:color w:val="555555"/>
           <w:sz w:val="22"/>
         </w:rPr>
-        <w:t>(列が進む。工藤幹事長が、弔辞のために、壇上に上がる。)</w:t>
+        <w:t>(列が進む。工藤幹事長が弔辞のために壇上に上がる。)</w:t>
       </w:r>
     </w:p>
     <w:p>
@@ -5251,7 +5251,7 @@
           <w:i w:val="0"/>
           <w:sz w:val="22"/>
         </w:rPr>
-        <w:t>弔辞。……真壁功君。君の訃報に接し、……(声を、少し落とす)……私は、君に、言い忘れていたことを、思い出しました。「国の責任」の、四文字を、君は、党内で、一度も、声高に、言わなかった。それでも、君は、最後の二年、それを、息子に、託した。私は、君が、黙って、託す、という、やり方を、した、ことを、忘れません。……合掌。</w:t>
+        <w:t>弔辞。……真壁功君。君の訃報に接し、……(声を少し落とす)……私は君に、言い忘れていたことを思い出しました。「国の責任」の四文字を、君は党内で一度も声高に言わなかった。それでも君は最後の二年、それを息子に託した。私は、君が黙って託すというやり方をしたことを忘れません。……合掌。</w:t>
       </w:r>
     </w:p>
     <w:p>
@@ -5266,7 +5266,7 @@
           <w:color w:val="555555"/>
           <w:sz w:val="22"/>
         </w:rPr>
-        <w:t>(会場に、すすり泣きが、広がる。遼は、膝の上で、拳を握る。)</w:t>
+        <w:t>(会場にすすり泣きが広がる。遼は膝の上で拳を握る。)</w:t>
       </w:r>
     </w:p>
     <w:p>
@@ -5281,7 +5281,7 @@
           <w:color w:val="555555"/>
           <w:sz w:val="22"/>
         </w:rPr>
-        <w:t>(焼香の列が終わりかけた頃。本堂の後ろの入口に、車椅子が、現れる。酸素ボンベを、膝にのせた遠藤。押しているのは、翔太。後ろに、大城。席が、静かに、ざわつく。)</w:t>
+        <w:t>(焼香の列が終わりかけた頃。本堂の後ろの入口に車椅子が現れる。酸素ボンベを膝にのせた遠藤。押しているのは翔太。後ろに大城。席が静かにざわつく。)</w:t>
       </w:r>
     </w:p>
     <w:p>
@@ -5305,7 +5305,7 @@
           <w:color w:val="555555"/>
           <w:sz w:val="22"/>
         </w:rPr>
-        <w:t>(低い声で、翔太に)</w:t>
+        <w:t>(低い声で翔太に)</w:t>
       </w:r>
       <w:r>
         <w:rPr>
@@ -5314,7 +5314,7 @@
           <w:i w:val="0"/>
           <w:sz w:val="22"/>
         </w:rPr>
-        <w:t>ここでいい。……上がるな。ここから、拝む。</w:t>
+        <w:t>ここでいい。……上がるな。ここから拝む。</w:t>
       </w:r>
     </w:p>
     <w:p>
@@ -5337,7 +5337,7 @@
           <w:i w:val="0"/>
           <w:sz w:val="22"/>
         </w:rPr>
-        <w:t>爺ちゃん、前、行かなくて、いいのか。</w:t>
+        <w:t>爺ちゃん、前、行かなくていいのか。</w:t>
       </w:r>
     </w:p>
     <w:p>
@@ -5360,7 +5360,7 @@
           <w:i w:val="0"/>
           <w:sz w:val="22"/>
         </w:rPr>
-        <w:t>敷居の、外だ。おらは、波戸の人間だ。あの人の、葬式の、いちばん外側で、いい。</w:t>
+        <w:t>敷居の外だ。おらは波戸の人間だ。あの人の葬式のいちばん外側でいい。</w:t>
       </w:r>
     </w:p>
     <w:p>
@@ -5375,7 +5375,7 @@
           <w:color w:val="555555"/>
           <w:sz w:val="22"/>
         </w:rPr>
-        <w:t>(遠藤は、車椅子から、体を、少し、前に倒し、深く、一礼する。大城が、その後ろで、同じ角度で、頭を下げる。)</w:t>
+        <w:t>(遠藤は車椅子から体を少し前に倒し、深く一礼する。大城がその後ろで同じ角度で頭を下げる。)</w:t>
       </w:r>
     </w:p>
     <w:p>
@@ -5390,7 +5390,7 @@
           <w:color w:val="555555"/>
           <w:sz w:val="22"/>
         </w:rPr>
-        <w:t>(焼香を終えた遼が、気づいて、入口まで、歩いていく。)</w:t>
+        <w:t>(焼香を終えた遼が気づいて、入口まで歩いていく。)</w:t>
       </w:r>
     </w:p>
     <w:p>
@@ -5436,7 +5436,7 @@
           <w:i w:val="0"/>
           <w:sz w:val="22"/>
         </w:rPr>
-        <w:t>順番、守ったまでだ。先生。……あの柿は、うまかったか。</w:t>
+        <w:t>順番を守ったまでだ。先生。……あの柿はうまかったか。</w:t>
       </w:r>
     </w:p>
     <w:p>
@@ -5459,7 +5459,7 @@
           <w:i w:val="0"/>
           <w:sz w:val="22"/>
         </w:rPr>
-        <w:t>はい。父は、最後の日に、「ほうじ茶と、柿は、合う」と、言いました。</w:t>
+        <w:t>はい。父は最後の日に「ほうじ茶と柿は合う」と言いました。</w:t>
       </w:r>
     </w:p>
     <w:p>
@@ -5483,7 +5483,7 @@
           <w:color w:val="555555"/>
           <w:sz w:val="22"/>
         </w:rPr>
-        <w:t>(笑う。咳き込み、翔太が、背を、さする)</w:t>
+        <w:t>(笑う。咳き込み、翔太が背をさする)</w:t>
       </w:r>
       <w:r>
         <w:rPr>
@@ -5507,7 +5507,7 @@
           <w:color w:val="555555"/>
           <w:sz w:val="22"/>
         </w:rPr>
-        <w:t>(澄子が、席を立ち、入口に、歩み寄る。深く、頭を、下げる。)</w:t>
+        <w:t>(澄子が席を立ち、入口に歩み寄る。深く頭を下げる。)</w:t>
       </w:r>
     </w:p>
     <w:p>
@@ -5553,7 +5553,7 @@
           <w:i w:val="0"/>
           <w:sz w:val="22"/>
         </w:rPr>
-        <w:t>奥さん。……おらに、礼は、いらねえ。ただ、息子さんの、湯呑みを、一個、大事にしてやってけろ。</w:t>
+        <w:t>奥さん。……おらに礼はいらねえ。ただ、息子さんの湯呑みを一個、大事にしてやってけろ。</w:t>
       </w:r>
     </w:p>
     <w:p>
@@ -5576,7 +5576,7 @@
           <w:i w:val="0"/>
           <w:sz w:val="22"/>
         </w:rPr>
-        <w:t>はい。……一生、大事に、いたします。</w:t>
+        <w:t>はい。……一生、大事にいたします。</w:t>
       </w:r>
     </w:p>
     <w:p>
@@ -5606,7 +5606,7 @@
           <w:color w:val="555555"/>
           <w:sz w:val="22"/>
         </w:rPr>
-        <w:t>(12月20日(火)、午前10時。海潮寺の墓地。港を見下ろす斜面。冬の海は、鈍い銀色。斜面の上段に、「真壁家之墓」。まだ新しい、白木の卒塔婆が、一本。澄子は、東京へ戻った。遼ひとり。手に、花と、事務所の茶筒、紙コップが二つ。)</w:t>
+        <w:t>(12月20日(火)、午前10時。海潮寺の墓地。港を見下ろす斜面。冬の海は鈍い銀色。斜面の上段に「真壁家之墓」。まだ新しい白木の卒塔婆が一本。澄子は東京へ戻った。遼ひとり。手に花と事務所の茶筒、紙コップが二つ。)</w:t>
       </w:r>
     </w:p>
     <w:p>
@@ -5621,7 +5621,7 @@
           <w:color w:val="555555"/>
           <w:sz w:val="22"/>
         </w:rPr>
-        <w:t>(石段を、数えながら、下りる。四十段目。斜面の、ちょうど、斜め下。「桐生家之墓」。まだ、花が、供えられている。波多野の、置いた紙コップが、一つ、風で、倒れずに、残っている。)</w:t>
+        <w:t>(石段を数えながら下りる。四十段目。斜面のちょうど斜め下。「桐生家之墓」。まだ花が供えられている。波多野の置いた紙コップが一つ、風で倒れずに残っている。)</w:t>
       </w:r>
     </w:p>
     <w:p>
@@ -5659,7 +5659,7 @@
           <w:color w:val="555555"/>
           <w:sz w:val="22"/>
         </w:rPr>
-        <w:t>(遼は、桐生の墓の前に、しゃがむ。紙コップに、茶を注ぐ。湯気が、冬の空気に、細く立つ。)</w:t>
+        <w:t>(遼は桐生の墓の前にしゃがむ。紙コップに茶を注ぐ。湯気が冬の空気に細く立つ。)</w:t>
       </w:r>
     </w:p>
     <w:p>
@@ -5682,7 +5682,7 @@
           <w:i w:val="0"/>
           <w:sz w:val="22"/>
         </w:rPr>
-        <w:t>父さんの墓は、上です。四十段。……先生は、近所を、嫌がりますか。</w:t>
+        <w:t>父さんの墓は上です。四十段。……先生は近所を嫌がりますか。</w:t>
       </w:r>
     </w:p>
     <w:p>
@@ -5697,7 +5697,7 @@
           <w:color w:val="555555"/>
           <w:sz w:val="22"/>
         </w:rPr>
-        <w:t>(返事は、ない。風が、卒塔婆の紙垂を、鳴らす。)</w:t>
+        <w:t>(返事はない。風が卒塔婆の紙垂を鳴らす。)</w:t>
       </w:r>
     </w:p>
     <w:p>
@@ -5720,7 +5720,7 @@
           <w:i w:val="0"/>
           <w:sz w:val="22"/>
         </w:rPr>
-        <w:t>父さんは、先生と、一度も、茶を、飲まなかった。……だけど、先生の葬式に、花を、出しました。桐生先生は、花の札を、見て、怒りませんでした。僕は、それで、いい、と思っています。</w:t>
+        <w:t>父さんは先生と一度も茶を飲まなかった。……だけど先生の葬式に花を出しました。桐生先生は花の札を見て怒りませんでした。僕はそれでいいと思っています。</w:t>
       </w:r>
     </w:p>
     <w:p>
@@ -5735,7 +5735,7 @@
           <w:color w:val="555555"/>
           <w:sz w:val="22"/>
         </w:rPr>
-        <w:t>(紙コップを、桐生の墓前に、置く。それから、もう一つのコップに、茶を、注ぎ、石段を、四十段、上がる。真壁家の墓の前で、膝をつく。)</w:t>
+        <w:t>(紙コップを桐生の墓前に置く。それからもう一つのコップに茶を注ぎ、石段を四十段上がる。真壁家の墓の前で膝をつく。)</w:t>
       </w:r>
     </w:p>
     <w:p>
@@ -5758,7 +5758,7 @@
           <w:i w:val="0"/>
           <w:sz w:val="22"/>
         </w:rPr>
-        <w:t>父さん。……ほうじ茶。一杯、だけ。</w:t>
+        <w:t>父さん。……ほうじ茶。一杯だけ。</w:t>
       </w:r>
     </w:p>
     <w:p>
@@ -5773,7 +5773,7 @@
           <w:color w:val="555555"/>
           <w:sz w:val="22"/>
         </w:rPr>
-        <w:t>(コップを、置く。墓石に、手を、当てる。冷たい。)</w:t>
+        <w:t>(コップを置く。墓石に手を当てる。冷たい。)</w:t>
       </w:r>
     </w:p>
     <w:p>
@@ -5796,7 +5796,7 @@
           <w:i w:val="0"/>
           <w:sz w:val="22"/>
         </w:rPr>
-        <w:t>初代は、土地を取り、二代目は、道を引いた。……三代目は、湯を、沸かします。</w:t>
+        <w:t>初代は土地を取り、二代目は道を引いた。……三代目は、湯を沸かします。</w:t>
       </w:r>
     </w:p>
     <w:p>
@@ -5811,7 +5811,7 @@
           <w:color w:val="555555"/>
           <w:sz w:val="22"/>
         </w:rPr>
-        <w:t>(遼は、立ち上がり、斜面の下の、桐生の墓を、見下ろす。四十段の距離。それは、遠くも、近くも、見える。)</w:t>
+        <w:t>(遼は立ち上がり、斜面の下の桐生の墓を見下ろす。四十段の距離。それは遠くも近くも見える。)</w:t>
       </w:r>
     </w:p>
     <w:p>
@@ -5826,7 +5826,7 @@
           <w:color w:val="555555"/>
           <w:sz w:val="22"/>
         </w:rPr>
-        <w:t>(午後8時。桐生法律事務所の応接室。鉄瓶が、静かに、鳴る。机に、湯呑みが、四つ。茜と三浦が、コートを脱ぎながら、入ってくる。)</w:t>
+        <w:t>(午後8時。桐生法律事務所の応接室。鉄瓶が静かに鳴る。机に湯呑みが四つ。茜と三浦がコートを脱ぎながら入ってくる。)</w:t>
       </w:r>
     </w:p>
     <w:p>
@@ -5895,7 +5895,7 @@
           <w:i w:val="0"/>
           <w:sz w:val="22"/>
         </w:rPr>
-        <w:t>先生。一つ、増えました。</w:t>
+        <w:t>先生。一つ増えました。</w:t>
       </w:r>
     </w:p>
     <w:p>
@@ -5918,7 +5918,7 @@
           <w:i w:val="0"/>
           <w:sz w:val="22"/>
         </w:rPr>
-        <w:t>増えました。(間)……もう一つは、まだ決めていませんと、三月に、言いました。決めました。</w:t>
+        <w:t>増えました。(間)……もう一つは、まだ決めていませんと三月に言いました。決めました。</w:t>
       </w:r>
     </w:p>
     <w:p>
@@ -5941,7 +5941,7 @@
           <w:i w:val="0"/>
           <w:sz w:val="22"/>
         </w:rPr>
-        <w:t>誰の、分ですか。</w:t>
+        <w:t>誰の分ですか。</w:t>
       </w:r>
     </w:p>
     <w:p>
@@ -5964,7 +5964,7 @@
           <w:i w:val="0"/>
           <w:sz w:val="22"/>
         </w:rPr>
-        <w:t>父さんの。……湯呑みは、母が、昨日、送ってくれました。父さんが、病室で、使っていた、普通の、白い、湯呑みです。茶筒と、一緒に。(机の上の、茶筒を、指す)半分、残っていました。</w:t>
+        <w:t>父さんの。……湯呑みは母が昨日送ってくれました。父さんが病室で使っていた、普通の白い湯呑みです。茶筒と一緒に。(机の上の茶筒を指す)半分残っていました。</w:t>
       </w:r>
     </w:p>
     <w:p>
@@ -6010,7 +6010,7 @@
           <w:i w:val="0"/>
           <w:sz w:val="22"/>
         </w:rPr>
-        <w:t>父さんは、ほうじ茶を、半分も、飲んだ、ということです。(間)……僕の、予想より、ずっと、多い。</w:t>
+        <w:t>父さんはほうじ茶を半分も飲んだということです。(間)……僕の予想よりずっと多い。</w:t>
       </w:r>
     </w:p>
     <w:p>
@@ -6025,7 +6025,7 @@
           <w:color w:val="555555"/>
           <w:sz w:val="22"/>
         </w:rPr>
-        <w:t>(三浦が、白い湯呑みを、手に取り、指で、縁を、なぞる。)</w:t>
+        <w:t>(三浦が白い湯呑みを手に取り、指で縁をなぞる。)</w:t>
       </w:r>
     </w:p>
     <w:p>
@@ -6071,7 +6071,7 @@
           <w:i w:val="0"/>
           <w:sz w:val="22"/>
         </w:rPr>
-        <w:t>順番は、あります。一番長く待った人から。……この湯呑みは、今日だけ、一番、最後に。</w:t>
+        <w:t>順番はあります。一番長く待った人から。……この湯呑みは、今日だけ一番最後に。</w:t>
       </w:r>
     </w:p>
     <w:p>
@@ -6117,7 +6117,7 @@
           <w:i w:val="0"/>
           <w:sz w:val="22"/>
         </w:rPr>
-        <w:t>一番長く待った人は、遠藤さん。次は、……皆さん。この湯呑みは、最後に、出します。その代わり、一番長く、置いておきます。</w:t>
+        <w:t>一番長く待った人は遠藤さん。次は、……皆さん。この湯呑みは最後に出します。その代わり、一番長く置いておきます。</w:t>
       </w:r>
     </w:p>
     <w:p>
@@ -6132,7 +6132,7 @@
           <w:color w:val="555555"/>
           <w:sz w:val="22"/>
         </w:rPr>
-        <w:t>(三浦が、笑う。茜が、鉄瓶を、持ち上げる。四つの湯呑みに、順番に、注ぐ。)</w:t>
+        <w:t>(三浦が笑う。茜が鉄瓶を持ち上げる。四つの湯呑みに順番に注ぐ。)</w:t>
       </w:r>
     </w:p>
     <w:p>
@@ -6147,7 +6147,7 @@
           <w:color w:val="555555"/>
           <w:sz w:val="22"/>
         </w:rPr>
-        <w:t>(焙烙を、こんろにかける。いちばん小さな火。揺する。しばらくして、細い煙が、一本、すうっと、立ち上がる。遼が、火を止める。)</w:t>
+        <w:t>(焙烙をこんろにかける。いちばん小さな火。揺する。しばらくして、細い煙が一本、すうっと立ち上がる。遼が火を止める。)</w:t>
       </w:r>
     </w:p>
     <w:p>
@@ -6208,7 +6208,7 @@
           <w:color w:val="555555"/>
           <w:sz w:val="22"/>
         </w:rPr>
-        <w:t>(窓の外、駅前の掲示板。「国政報告会 真壁功」のポスターは、すでに、剥がされている。代わりに、白い紙が、一枚、貼られている。「真壁功 先生 ご逝去 ご弔問 受付終了のお知らせ」。風に、一度、めくれて、また、静かに、貼りつく。)</w:t>
+        <w:t>(窓の外、駅前の掲示板。「国政報告会 真壁功」のポスターは、すでに剥がされている。代わりに白い紙が一枚貼られている。「真壁功 先生 ご逝去 ご弔問 受付終了のお知らせ」。風に一度めくれて、また静かに貼りつく。)</w:t>
       </w:r>
     </w:p>
     <w:p>
